--- a/statics/5.WM/SoPforWM.docx
+++ b/statics/5.WM/SoPforWM.docx
@@ -1633,7 +1633,25 @@
           <w:sz w:val="24"/>
           <w:szCs w:val="24"/>
         </w:rPr>
-        <w:t>in the theoretical group of Prof. Xinbing Wang</w:t>
+        <w:t xml:space="preserve">in the theoretical group of Prof. </w:t>
+      </w:r>
+      <w:proofErr w:type="spellStart"/>
+      <w:r>
+        <w:rPr>
+          <w:rFonts w:ascii="Times New Roman" w:hAnsi="Times New Roman" w:cs="Times New Roman"/>
+          <w:sz w:val="24"/>
+          <w:szCs w:val="24"/>
+        </w:rPr>
+        <w:t>Xinbing</w:t>
+      </w:r>
+      <w:proofErr w:type="spellEnd"/>
+      <w:r>
+        <w:rPr>
+          <w:rFonts w:ascii="Times New Roman" w:hAnsi="Times New Roman" w:cs="Times New Roman"/>
+          <w:sz w:val="24"/>
+          <w:szCs w:val="24"/>
+        </w:rPr>
+        <w:t xml:space="preserve"> Wang</w:t>
       </w:r>
       <w:r>
         <w:rPr>
@@ -2340,7 +2358,25 @@
           <w:sz w:val="24"/>
           <w:szCs w:val="24"/>
         </w:rPr>
-        <w:t xml:space="preserve"> Ruijin Hospital</w:t>
+        <w:t xml:space="preserve"> </w:t>
+      </w:r>
+      <w:proofErr w:type="spellStart"/>
+      <w:r>
+        <w:rPr>
+          <w:rFonts w:ascii="Times New Roman" w:hAnsi="Times New Roman" w:cs="Times New Roman"/>
+          <w:sz w:val="24"/>
+          <w:szCs w:val="24"/>
+        </w:rPr>
+        <w:t>Ruijin</w:t>
+      </w:r>
+      <w:proofErr w:type="spellEnd"/>
+      <w:r>
+        <w:rPr>
+          <w:rFonts w:ascii="Times New Roman" w:hAnsi="Times New Roman" w:cs="Times New Roman"/>
+          <w:sz w:val="24"/>
+          <w:szCs w:val="24"/>
+        </w:rPr>
+        <w:t xml:space="preserve"> Hospital</w:t>
       </w:r>
       <w:r>
         <w:rPr>
@@ -2500,15 +2536,39 @@
           <w:sz w:val="24"/>
           <w:szCs w:val="24"/>
         </w:rPr>
-        <w:t xml:space="preserve"> parser, implemented within 100 lines.</w:t>
-      </w:r>
-      <w:r>
-        <w:rPr>
-          <w:rFonts w:ascii="Times New Roman" w:hAnsi="Times New Roman" w:cs="Times New Roman"/>
-          <w:sz w:val="24"/>
-          <w:szCs w:val="24"/>
-        </w:rPr>
-        <w:t xml:space="preserve"> And the rule part was in JSON files containing node labels and relatives, with the rul</w:t>
+        <w:t xml:space="preserve"> pars</w:t>
+      </w:r>
+      <w:r>
+        <w:rPr>
+          <w:rFonts w:ascii="Times New Roman" w:hAnsi="Times New Roman" w:cs="Times New Roman"/>
+          <w:sz w:val="24"/>
+          <w:szCs w:val="24"/>
+        </w:rPr>
+        <w:t>er</w:t>
+      </w:r>
+      <w:r>
+        <w:rPr>
+          <w:rFonts w:ascii="Times New Roman" w:hAnsi="Times New Roman" w:cs="Times New Roman"/>
+          <w:sz w:val="24"/>
+          <w:szCs w:val="24"/>
+        </w:rPr>
+        <w:t>.</w:t>
+      </w:r>
+      <w:r>
+        <w:rPr>
+          <w:rFonts w:ascii="Times New Roman" w:hAnsi="Times New Roman" w:cs="Times New Roman"/>
+          <w:sz w:val="24"/>
+          <w:szCs w:val="24"/>
+        </w:rPr>
+        <w:t xml:space="preserve"> T</w:t>
+      </w:r>
+      <w:r>
+        <w:rPr>
+          <w:rFonts w:ascii="Times New Roman" w:hAnsi="Times New Roman" w:cs="Times New Roman"/>
+          <w:sz w:val="24"/>
+          <w:szCs w:val="24"/>
+        </w:rPr>
+        <w:t>he rule part was in JSON files containing node labels and relatives, with the rul</w:t>
       </w:r>
       <w:r>
         <w:rPr>
@@ -2716,7 +2776,23 @@
           <w:sz w:val="24"/>
           <w:szCs w:val="24"/>
         </w:rPr>
-        <w:t xml:space="preserve"> developer </w:t>
+        <w:t xml:space="preserve"> developer</w:t>
+      </w:r>
+      <w:r>
+        <w:rPr>
+          <w:rFonts w:ascii="Times New Roman" w:hAnsi="Times New Roman" w:cs="Times New Roman"/>
+          <w:sz w:val="24"/>
+          <w:szCs w:val="24"/>
+        </w:rPr>
+        <w:t>,</w:t>
+      </w:r>
+      <w:r>
+        <w:rPr>
+          <w:rFonts w:ascii="Times New Roman" w:hAnsi="Times New Roman" w:cs="Times New Roman"/>
+          <w:sz w:val="24"/>
+          <w:szCs w:val="24"/>
+        </w:rPr>
+        <w:t xml:space="preserve"> </w:t>
       </w:r>
       <w:r>
         <w:rPr>
@@ -3207,79 +3283,31 @@
           <w:sz w:val="24"/>
           <w:szCs w:val="24"/>
         </w:rPr>
-        <w:t>UW-Madison</w:t>
-      </w:r>
-      <w:r>
-        <w:rPr>
-          <w:rFonts w:ascii="Times New Roman" w:hAnsi="Times New Roman" w:cs="Times New Roman"/>
-          <w:sz w:val="24"/>
-          <w:szCs w:val="24"/>
-        </w:rPr>
-        <w:t xml:space="preserve"> </w:t>
-      </w:r>
-      <w:r>
-        <w:rPr>
-          <w:rFonts w:ascii="Times New Roman" w:hAnsi="Times New Roman" w:cs="Times New Roman"/>
-          <w:sz w:val="24"/>
-          <w:szCs w:val="24"/>
-        </w:rPr>
-        <w:t>has been my dream</w:t>
-      </w:r>
-      <w:r>
-        <w:rPr>
-          <w:rFonts w:ascii="Times New Roman" w:hAnsi="Times New Roman" w:cs="Times New Roman"/>
-          <w:sz w:val="24"/>
-          <w:szCs w:val="24"/>
-        </w:rPr>
-        <w:t xml:space="preserve"> school for my graduate’s study</w:t>
-      </w:r>
-      <w:r>
-        <w:rPr>
-          <w:rFonts w:ascii="Times New Roman" w:hAnsi="Times New Roman" w:cs="Times New Roman"/>
-          <w:sz w:val="24"/>
-          <w:szCs w:val="24"/>
-        </w:rPr>
-        <w:t>.</w:t>
-      </w:r>
-      <w:r>
-        <w:rPr>
-          <w:rFonts w:ascii="Times New Roman" w:hAnsi="Times New Roman" w:cs="Times New Roman"/>
-          <w:sz w:val="24"/>
-          <w:szCs w:val="24"/>
-        </w:rPr>
-        <w:t xml:space="preserve"> </w:t>
-      </w:r>
-      <w:r>
-        <w:rPr>
-          <w:rFonts w:ascii="Times New Roman" w:hAnsi="Times New Roman" w:cs="Times New Roman"/>
-          <w:sz w:val="24"/>
-          <w:szCs w:val="24"/>
-        </w:rPr>
-        <w:t xml:space="preserve">I have been deeply impressed by your </w:t>
-      </w:r>
-      <w:r>
-        <w:rPr>
-          <w:rFonts w:ascii="Times New Roman" w:hAnsi="Times New Roman" w:cs="Times New Roman"/>
-          <w:sz w:val="24"/>
-          <w:szCs w:val="24"/>
-        </w:rPr>
-        <w:t>Paradyn Tools Project</w:t>
-      </w:r>
-      <w:r>
-        <w:rPr>
-          <w:rFonts w:ascii="Times New Roman" w:hAnsi="Times New Roman" w:cs="Times New Roman"/>
-          <w:sz w:val="24"/>
-          <w:szCs w:val="24"/>
-        </w:rPr>
-        <w:t xml:space="preserve"> and would very like </w:t>
-      </w:r>
-      <w:r>
-        <w:rPr>
-          <w:rFonts w:ascii="Times New Roman" w:hAnsi="Times New Roman" w:cs="Times New Roman"/>
-          <w:sz w:val="24"/>
-          <w:szCs w:val="24"/>
-        </w:rPr>
-        <w:t>to study</w:t>
+        <w:t>My career goal is</w:t>
+      </w:r>
+      <w:r>
+        <w:rPr>
+          <w:rFonts w:ascii="Times New Roman" w:hAnsi="Times New Roman" w:cs="Times New Roman"/>
+          <w:sz w:val="24"/>
+          <w:szCs w:val="24"/>
+        </w:rPr>
+        <w:t xml:space="preserve"> </w:t>
+      </w:r>
+      <w:r>
+        <w:rPr>
+          <w:rFonts w:ascii="Times New Roman" w:hAnsi="Times New Roman" w:cs="Times New Roman"/>
+          <w:sz w:val="24"/>
+          <w:szCs w:val="24"/>
+        </w:rPr>
+        <w:t>to become</w:t>
+      </w:r>
+      <w:r>
+        <w:rPr>
+          <w:rFonts w:ascii="Times New Roman" w:hAnsi="Times New Roman" w:cs="Times New Roman"/>
+          <w:sz w:val="24"/>
+          <w:szCs w:val="24"/>
+        </w:rPr>
+        <w:t xml:space="preserve"> a</w:t>
       </w:r>
       <w:bookmarkStart w:id="0" w:name="_GoBack"/>
       <w:bookmarkEnd w:id="0"/>
@@ -3289,6 +3317,267 @@
           <w:sz w:val="24"/>
           <w:szCs w:val="24"/>
         </w:rPr>
+        <w:t xml:space="preserve"> software</w:t>
+      </w:r>
+      <w:r>
+        <w:rPr>
+          <w:rFonts w:ascii="Times New Roman" w:hAnsi="Times New Roman" w:cs="Times New Roman"/>
+          <w:sz w:val="24"/>
+          <w:szCs w:val="24"/>
+        </w:rPr>
+        <w:t xml:space="preserve"> developer</w:t>
+      </w:r>
+      <w:r>
+        <w:rPr>
+          <w:rFonts w:ascii="Times New Roman" w:hAnsi="Times New Roman" w:cs="Times New Roman"/>
+          <w:sz w:val="24"/>
+          <w:szCs w:val="24"/>
+        </w:rPr>
+        <w:t xml:space="preserve">, </w:t>
+      </w:r>
+      <w:r>
+        <w:rPr>
+          <w:rFonts w:ascii="Times New Roman" w:hAnsi="Times New Roman" w:cs="Times New Roman"/>
+          <w:sz w:val="24"/>
+          <w:szCs w:val="24"/>
+        </w:rPr>
+        <w:t xml:space="preserve">and I want to build up my professional skills by </w:t>
+      </w:r>
+      <w:r>
+        <w:rPr>
+          <w:rFonts w:ascii="Times New Roman" w:hAnsi="Times New Roman" w:cs="Times New Roman"/>
+          <w:sz w:val="24"/>
+          <w:szCs w:val="24"/>
+        </w:rPr>
+        <w:t>pursuing a Master’s degree in graduate school</w:t>
+      </w:r>
+      <w:r>
+        <w:rPr>
+          <w:rFonts w:ascii="Times New Roman" w:hAnsi="Times New Roman" w:cs="Times New Roman"/>
+          <w:sz w:val="24"/>
+          <w:szCs w:val="24"/>
+        </w:rPr>
+        <w:t>.</w:t>
+      </w:r>
+    </w:p>
+    <w:p>
+      <w:pPr>
+        <w:rPr>
+          <w:rFonts w:ascii="Times New Roman" w:hAnsi="Times New Roman" w:cs="Times New Roman"/>
+          <w:sz w:val="24"/>
+          <w:szCs w:val="24"/>
+        </w:rPr>
+      </w:pPr>
+    </w:p>
+    <w:p>
+      <w:pPr>
+        <w:ind w:firstLine="420"/>
+        <w:rPr>
+          <w:rFonts w:ascii="Times New Roman" w:hAnsi="Times New Roman" w:cs="Times New Roman"/>
+          <w:sz w:val="24"/>
+          <w:szCs w:val="24"/>
+        </w:rPr>
+      </w:pPr>
+      <w:r>
+        <w:rPr>
+          <w:rFonts w:ascii="Times New Roman" w:hAnsi="Times New Roman" w:cs="Times New Roman"/>
+          <w:sz w:val="24"/>
+          <w:szCs w:val="24"/>
+        </w:rPr>
+        <w:t>UW-Madison</w:t>
+      </w:r>
+      <w:r>
+        <w:rPr>
+          <w:rFonts w:ascii="Times New Roman" w:hAnsi="Times New Roman" w:cs="Times New Roman"/>
+          <w:sz w:val="24"/>
+          <w:szCs w:val="24"/>
+        </w:rPr>
+        <w:t xml:space="preserve"> </w:t>
+      </w:r>
+      <w:r>
+        <w:rPr>
+          <w:rFonts w:ascii="Times New Roman" w:hAnsi="Times New Roman" w:cs="Times New Roman"/>
+          <w:sz w:val="24"/>
+          <w:szCs w:val="24"/>
+        </w:rPr>
+        <w:t>has</w:t>
+      </w:r>
+      <w:r>
+        <w:rPr>
+          <w:rFonts w:ascii="Times New Roman" w:hAnsi="Times New Roman" w:cs="Times New Roman"/>
+          <w:sz w:val="24"/>
+          <w:szCs w:val="24"/>
+        </w:rPr>
+        <w:t xml:space="preserve"> the best graduate school</w:t>
+      </w:r>
+      <w:r>
+        <w:rPr>
+          <w:rFonts w:ascii="Times New Roman" w:hAnsi="Times New Roman" w:cs="Times New Roman" w:hint="eastAsia"/>
+          <w:sz w:val="24"/>
+          <w:szCs w:val="24"/>
+        </w:rPr>
+        <w:t xml:space="preserve"> </w:t>
+      </w:r>
+      <w:r>
+        <w:rPr>
+          <w:rFonts w:ascii="Times New Roman" w:hAnsi="Times New Roman" w:cs="Times New Roman"/>
+          <w:sz w:val="24"/>
+          <w:szCs w:val="24"/>
+        </w:rPr>
+        <w:t>for Computer Science and</w:t>
+      </w:r>
+      <w:r>
+        <w:rPr>
+          <w:rFonts w:ascii="Times New Roman" w:hAnsi="Times New Roman" w:cs="Times New Roman"/>
+          <w:sz w:val="24"/>
+          <w:szCs w:val="24"/>
+        </w:rPr>
+        <w:t xml:space="preserve"> has</w:t>
+      </w:r>
+      <w:r>
+        <w:rPr>
+          <w:rFonts w:ascii="Times New Roman" w:hAnsi="Times New Roman" w:cs="Times New Roman"/>
+          <w:sz w:val="24"/>
+          <w:szCs w:val="24"/>
+        </w:rPr>
+        <w:t xml:space="preserve"> been my dream</w:t>
+      </w:r>
+      <w:r>
+        <w:rPr>
+          <w:rFonts w:ascii="Times New Roman" w:hAnsi="Times New Roman" w:cs="Times New Roman"/>
+          <w:sz w:val="24"/>
+          <w:szCs w:val="24"/>
+        </w:rPr>
+        <w:t xml:space="preserve"> school for my graduate’s study</w:t>
+      </w:r>
+      <w:r>
+        <w:rPr>
+          <w:rFonts w:ascii="Times New Roman" w:hAnsi="Times New Roman" w:cs="Times New Roman"/>
+          <w:sz w:val="24"/>
+          <w:szCs w:val="24"/>
+        </w:rPr>
+        <w:t>.</w:t>
+      </w:r>
+      <w:r>
+        <w:rPr>
+          <w:rFonts w:ascii="Times New Roman" w:hAnsi="Times New Roman" w:cs="Times New Roman"/>
+          <w:sz w:val="24"/>
+          <w:szCs w:val="24"/>
+        </w:rPr>
+        <w:t xml:space="preserve"> </w:t>
+      </w:r>
+      <w:r>
+        <w:rPr>
+          <w:rFonts w:ascii="Times New Roman" w:hAnsi="Times New Roman" w:cs="Times New Roman"/>
+          <w:sz w:val="24"/>
+          <w:szCs w:val="24"/>
+        </w:rPr>
+        <w:t xml:space="preserve">I </w:t>
+      </w:r>
+      <w:r>
+        <w:rPr>
+          <w:rFonts w:ascii="Times New Roman" w:hAnsi="Times New Roman" w:cs="Times New Roman"/>
+          <w:sz w:val="24"/>
+          <w:szCs w:val="24"/>
+        </w:rPr>
+        <w:t>am</w:t>
+      </w:r>
+      <w:r>
+        <w:rPr>
+          <w:rFonts w:ascii="Times New Roman" w:hAnsi="Times New Roman" w:cs="Times New Roman"/>
+          <w:sz w:val="24"/>
+          <w:szCs w:val="24"/>
+        </w:rPr>
+        <w:t xml:space="preserve"> deeply impressed by</w:t>
+      </w:r>
+      <w:r>
+        <w:rPr>
+          <w:rFonts w:ascii="Times New Roman" w:hAnsi="Times New Roman" w:cs="Times New Roman"/>
+          <w:sz w:val="24"/>
+          <w:szCs w:val="24"/>
+        </w:rPr>
+        <w:t xml:space="preserve"> many of your research projects</w:t>
+      </w:r>
+      <w:r>
+        <w:rPr>
+          <w:rFonts w:ascii="Times New Roman" w:hAnsi="Times New Roman" w:cs="Times New Roman"/>
+          <w:sz w:val="24"/>
+          <w:szCs w:val="24"/>
+        </w:rPr>
+        <w:t>, esp</w:t>
+      </w:r>
+      <w:r>
+        <w:rPr>
+          <w:rFonts w:ascii="Times New Roman" w:hAnsi="Times New Roman" w:cs="Times New Roman"/>
+          <w:sz w:val="24"/>
+          <w:szCs w:val="24"/>
+        </w:rPr>
+        <w:t>e</w:t>
+      </w:r>
+      <w:r>
+        <w:rPr>
+          <w:rFonts w:ascii="Times New Roman" w:hAnsi="Times New Roman" w:cs="Times New Roman"/>
+          <w:sz w:val="24"/>
+          <w:szCs w:val="24"/>
+        </w:rPr>
+        <w:t>cially</w:t>
+      </w:r>
+      <w:r>
+        <w:rPr>
+          <w:rFonts w:ascii="Times New Roman" w:hAnsi="Times New Roman" w:cs="Times New Roman"/>
+          <w:sz w:val="24"/>
+          <w:szCs w:val="24"/>
+        </w:rPr>
+        <w:t xml:space="preserve"> your </w:t>
+      </w:r>
+      <w:proofErr w:type="spellStart"/>
+      <w:r>
+        <w:rPr>
+          <w:rFonts w:ascii="Times New Roman" w:hAnsi="Times New Roman" w:cs="Times New Roman"/>
+          <w:sz w:val="24"/>
+          <w:szCs w:val="24"/>
+        </w:rPr>
+        <w:t>Paradyn</w:t>
+      </w:r>
+      <w:proofErr w:type="spellEnd"/>
+      <w:r>
+        <w:rPr>
+          <w:rFonts w:ascii="Times New Roman" w:hAnsi="Times New Roman" w:cs="Times New Roman"/>
+          <w:sz w:val="24"/>
+          <w:szCs w:val="24"/>
+        </w:rPr>
+        <w:t xml:space="preserve"> Tools Project</w:t>
+      </w:r>
+      <w:r>
+        <w:rPr>
+          <w:rFonts w:ascii="Times New Roman" w:hAnsi="Times New Roman" w:cs="Times New Roman"/>
+          <w:sz w:val="24"/>
+          <w:szCs w:val="24"/>
+        </w:rPr>
+        <w:t>. I</w:t>
+      </w:r>
+      <w:r>
+        <w:rPr>
+          <w:rFonts w:ascii="Times New Roman" w:hAnsi="Times New Roman" w:cs="Times New Roman"/>
+          <w:sz w:val="24"/>
+          <w:szCs w:val="24"/>
+        </w:rPr>
+        <w:t xml:space="preserve"> would very like </w:t>
+      </w:r>
+      <w:r>
+        <w:rPr>
+          <w:rFonts w:ascii="Times New Roman" w:hAnsi="Times New Roman" w:cs="Times New Roman"/>
+          <w:sz w:val="24"/>
+          <w:szCs w:val="24"/>
+        </w:rPr>
+        <w:t>to study</w:t>
+      </w:r>
+      <w:r>
+        <w:rPr>
+          <w:rFonts w:ascii="Times New Roman" w:hAnsi="Times New Roman" w:cs="Times New Roman"/>
+          <w:sz w:val="24"/>
+          <w:szCs w:val="24"/>
+        </w:rPr>
         <w:t xml:space="preserve"> how a high-performance</w:t>
       </w:r>
       <w:r>
@@ -3313,23 +3602,105 @@
           <w:sz w:val="24"/>
           <w:szCs w:val="24"/>
         </w:rPr>
-        <w:t xml:space="preserve"> can be achieved not only by the develop</w:t>
-      </w:r>
-      <w:r>
-        <w:rPr>
-          <w:rFonts w:ascii="Times New Roman" w:hAnsi="Times New Roman" w:cs="Times New Roman"/>
-          <w:sz w:val="24"/>
-          <w:szCs w:val="24"/>
-        </w:rPr>
-        <w:t xml:space="preserve">ers but also by </w:t>
-      </w:r>
-      <w:r>
-        <w:rPr>
-          <w:rFonts w:ascii="Times New Roman" w:hAnsi="Times New Roman" w:cs="Times New Roman"/>
-          <w:sz w:val="24"/>
-          <w:szCs w:val="24"/>
-        </w:rPr>
-        <w:t xml:space="preserve">aids of developing tools. </w:t>
+        <w:t xml:space="preserve"> can be achieved</w:t>
+      </w:r>
+      <w:r>
+        <w:rPr>
+          <w:rFonts w:ascii="Times New Roman" w:hAnsi="Times New Roman" w:cs="Times New Roman"/>
+          <w:sz w:val="24"/>
+          <w:szCs w:val="24"/>
+        </w:rPr>
+        <w:t xml:space="preserve"> by </w:t>
+      </w:r>
+      <w:r>
+        <w:rPr>
+          <w:rFonts w:ascii="Times New Roman" w:hAnsi="Times New Roman" w:cs="Times New Roman"/>
+          <w:sz w:val="24"/>
+          <w:szCs w:val="24"/>
+        </w:rPr>
+        <w:t>aids of developing tools</w:t>
+      </w:r>
+      <w:r>
+        <w:rPr>
+          <w:rFonts w:ascii="Times New Roman" w:hAnsi="Times New Roman" w:cs="Times New Roman"/>
+          <w:sz w:val="24"/>
+          <w:szCs w:val="24"/>
+        </w:rPr>
+        <w:t>,</w:t>
+      </w:r>
+      <w:r>
+        <w:rPr>
+          <w:rFonts w:ascii="Times New Roman" w:hAnsi="Times New Roman" w:cs="Times New Roman"/>
+          <w:sz w:val="24"/>
+          <w:szCs w:val="24"/>
+        </w:rPr>
+        <w:t xml:space="preserve"> </w:t>
+      </w:r>
+      <w:r>
+        <w:rPr>
+          <w:rFonts w:ascii="Times New Roman" w:hAnsi="Times New Roman" w:cs="Times New Roman"/>
+          <w:sz w:val="24"/>
+          <w:szCs w:val="24"/>
+        </w:rPr>
+        <w:t xml:space="preserve">and how your tools like </w:t>
+      </w:r>
+      <w:proofErr w:type="spellStart"/>
+      <w:r>
+        <w:rPr>
+          <w:rFonts w:ascii="Times New Roman" w:hAnsi="Times New Roman" w:cs="Times New Roman"/>
+          <w:sz w:val="24"/>
+          <w:szCs w:val="24"/>
+        </w:rPr>
+        <w:t>Dyninst</w:t>
+      </w:r>
+      <w:proofErr w:type="spellEnd"/>
+      <w:r>
+        <w:rPr>
+          <w:rFonts w:ascii="Times New Roman" w:hAnsi="Times New Roman" w:cs="Times New Roman"/>
+          <w:sz w:val="24"/>
+          <w:szCs w:val="24"/>
+        </w:rPr>
+        <w:t xml:space="preserve"> API</w:t>
+      </w:r>
+      <w:r>
+        <w:rPr>
+          <w:rFonts w:ascii="Times New Roman" w:hAnsi="Times New Roman" w:cs="Times New Roman"/>
+          <w:sz w:val="24"/>
+          <w:szCs w:val="24"/>
+        </w:rPr>
+        <w:t xml:space="preserve"> </w:t>
+      </w:r>
+      <w:r>
+        <w:rPr>
+          <w:rFonts w:ascii="Times New Roman" w:hAnsi="Times New Roman" w:cs="Times New Roman"/>
+          <w:sz w:val="24"/>
+          <w:szCs w:val="24"/>
+        </w:rPr>
+        <w:t>work</w:t>
+      </w:r>
+      <w:r>
+        <w:rPr>
+          <w:rFonts w:ascii="Times New Roman" w:hAnsi="Times New Roman" w:cs="Times New Roman"/>
+          <w:sz w:val="24"/>
+          <w:szCs w:val="24"/>
+        </w:rPr>
+        <w:t xml:space="preserve"> to achieve a more dynamic programming process</w:t>
+      </w:r>
+      <w:r>
+        <w:rPr>
+          <w:rFonts w:ascii="Times New Roman" w:hAnsi="Times New Roman" w:cs="Times New Roman"/>
+          <w:sz w:val="24"/>
+          <w:szCs w:val="24"/>
+        </w:rPr>
+        <w:t>.</w:t>
+      </w:r>
+      <w:r>
+        <w:rPr>
+          <w:rFonts w:ascii="Times New Roman" w:hAnsi="Times New Roman" w:cs="Times New Roman"/>
+          <w:sz w:val="24"/>
+          <w:szCs w:val="24"/>
+        </w:rPr>
+        <w:t xml:space="preserve"> </w:t>
       </w:r>
       <w:r>
         <w:rPr>
@@ -3353,7 +3724,23 @@
           <w:sz w:val="24"/>
           <w:szCs w:val="24"/>
         </w:rPr>
-        <w:t>, and it</w:t>
+        <w:t>, and</w:t>
+      </w:r>
+      <w:r>
+        <w:rPr>
+          <w:rFonts w:ascii="Times New Roman" w:hAnsi="Times New Roman" w:cs="Times New Roman"/>
+          <w:sz w:val="24"/>
+          <w:szCs w:val="24"/>
+        </w:rPr>
+        <w:t xml:space="preserve"> I believe I can find my answer in your esteem program. I</w:t>
+      </w:r>
+      <w:r>
+        <w:rPr>
+          <w:rFonts w:ascii="Times New Roman" w:hAnsi="Times New Roman" w:cs="Times New Roman"/>
+          <w:sz w:val="24"/>
+          <w:szCs w:val="24"/>
+        </w:rPr>
+        <w:t>t</w:t>
       </w:r>
       <w:r>
         <w:rPr>
@@ -3377,7 +3764,55 @@
           <w:sz w:val="24"/>
           <w:szCs w:val="24"/>
         </w:rPr>
-        <w:t xml:space="preserve"> join your Systems</w:t>
+        <w:t xml:space="preserve"> join your </w:t>
+      </w:r>
+      <w:r>
+        <w:rPr>
+          <w:rFonts w:ascii="Times New Roman" w:hAnsi="Times New Roman" w:cs="Times New Roman"/>
+          <w:sz w:val="24"/>
+          <w:szCs w:val="24"/>
+        </w:rPr>
+        <w:t>Programming</w:t>
+      </w:r>
+      <w:r>
+        <w:rPr>
+          <w:rFonts w:ascii="Times New Roman" w:hAnsi="Times New Roman" w:cs="Times New Roman" w:hint="eastAsia"/>
+          <w:sz w:val="24"/>
+          <w:szCs w:val="24"/>
+        </w:rPr>
+        <w:t xml:space="preserve"> </w:t>
+      </w:r>
+      <w:r>
+        <w:rPr>
+          <w:rFonts w:ascii="Times New Roman" w:hAnsi="Times New Roman" w:cs="Times New Roman"/>
+          <w:sz w:val="24"/>
+          <w:szCs w:val="24"/>
+        </w:rPr>
+        <w:t xml:space="preserve">Languages </w:t>
+      </w:r>
+      <w:r>
+        <w:rPr>
+          <w:rFonts w:ascii="Times New Roman" w:hAnsi="Times New Roman" w:cs="Times New Roman"/>
+          <w:sz w:val="24"/>
+          <w:szCs w:val="24"/>
+        </w:rPr>
+        <w:t>and</w:t>
+      </w:r>
+      <w:r>
+        <w:rPr>
+          <w:rFonts w:ascii="Times New Roman" w:hAnsi="Times New Roman" w:cs="Times New Roman"/>
+          <w:sz w:val="24"/>
+          <w:szCs w:val="24"/>
+        </w:rPr>
+        <w:t xml:space="preserve"> </w:t>
+      </w:r>
+      <w:r>
+        <w:rPr>
+          <w:rFonts w:ascii="Times New Roman" w:hAnsi="Times New Roman" w:cs="Times New Roman"/>
+          <w:sz w:val="24"/>
+          <w:szCs w:val="24"/>
+        </w:rPr>
+        <w:t>Systems</w:t>
       </w:r>
       <w:r>
         <w:rPr>
@@ -3481,13 +3916,23 @@
           <w:szCs w:val="24"/>
         </w:rPr>
       </w:pPr>
-      <w:r>
-        <w:rPr>
-          <w:rFonts w:ascii="Times New Roman" w:hAnsi="Times New Roman" w:cs="Times New Roman"/>
-          <w:sz w:val="24"/>
-          <w:szCs w:val="24"/>
-        </w:rPr>
-        <w:t>Qianyang Peng</w:t>
+      <w:proofErr w:type="spellStart"/>
+      <w:r>
+        <w:rPr>
+          <w:rFonts w:ascii="Times New Roman" w:hAnsi="Times New Roman" w:cs="Times New Roman"/>
+          <w:sz w:val="24"/>
+          <w:szCs w:val="24"/>
+        </w:rPr>
+        <w:t>Qianyang</w:t>
+      </w:r>
+      <w:proofErr w:type="spellEnd"/>
+      <w:r>
+        <w:rPr>
+          <w:rFonts w:ascii="Times New Roman" w:hAnsi="Times New Roman" w:cs="Times New Roman"/>
+          <w:sz w:val="24"/>
+          <w:szCs w:val="24"/>
+        </w:rPr>
+        <w:t xml:space="preserve"> Peng</w:t>
       </w:r>
     </w:p>
     <w:sectPr>
@@ -3552,7 +3997,7 @@
             <w:noProof/>
             <w:lang w:val="zh-CN"/>
           </w:rPr>
-          <w:t>2</w:t>
+          <w:t>1</w:t>
         </w:r>
         <w:r>
           <w:fldChar w:fldCharType="end"/>
@@ -3600,7 +4045,21 @@
       <w:rPr>
         <w:rFonts w:ascii="Times New Roman" w:hAnsi="Times New Roman" w:cs="Times New Roman"/>
       </w:rPr>
-      <w:t>Applicant: Qianyang Peng</w:t>
+      <w:t xml:space="preserve">Applicant: </w:t>
+    </w:r>
+    <w:proofErr w:type="spellStart"/>
+    <w:r>
+      <w:rPr>
+        <w:rFonts w:ascii="Times New Roman" w:hAnsi="Times New Roman" w:cs="Times New Roman"/>
+      </w:rPr>
+      <w:t>Qianyang</w:t>
+    </w:r>
+    <w:proofErr w:type="spellEnd"/>
+    <w:r>
+      <w:rPr>
+        <w:rFonts w:ascii="Times New Roman" w:hAnsi="Times New Roman" w:cs="Times New Roman"/>
+      </w:rPr>
+      <w:t xml:space="preserve"> Peng</w:t>
     </w:r>
     <w:r>
       <w:rPr>
@@ -3614,23 +4073,25 @@
       </w:rPr>
       <w:ptab w:relativeTo="margin" w:alignment="right" w:leader="none"/>
     </w:r>
+    <w:proofErr w:type="spellStart"/>
     <w:r>
       <w:rPr>
         <w:rFonts w:ascii="Times New Roman" w:hAnsi="Times New Roman" w:cs="Times New Roman"/>
       </w:rPr>
-      <w:t xml:space="preserve">SoP for </w:t>
+      <w:t>SoP</w:t>
+    </w:r>
+    <w:proofErr w:type="spellEnd"/>
+    <w:r>
+      <w:rPr>
+        <w:rFonts w:ascii="Times New Roman" w:hAnsi="Times New Roman" w:cs="Times New Roman"/>
+      </w:rPr>
+      <w:t xml:space="preserve"> for </w:t>
     </w:r>
     <w:r>
       <w:rPr>
         <w:rFonts w:ascii="Times New Roman" w:hAnsi="Times New Roman" w:cs="Times New Roman"/>
       </w:rPr>
-      <w:t>Department</w:t>
-    </w:r>
-    <w:r>
-      <w:rPr>
-        <w:rFonts w:ascii="Times New Roman" w:hAnsi="Times New Roman" w:cs="Times New Roman"/>
-      </w:rPr>
-      <w:t xml:space="preserve"> </w:t>
+      <w:t xml:space="preserve">Department </w:t>
     </w:r>
     <w:r>
       <w:rPr>
@@ -3648,8 +4109,16 @@
       <w:rPr>
         <w:rFonts w:ascii="Times New Roman" w:hAnsi="Times New Roman" w:cs="Times New Roman"/>
       </w:rPr>
-      <w:t>, Wisc</w:t>
+      <w:t xml:space="preserve">, </w:t>
     </w:r>
+    <w:proofErr w:type="spellStart"/>
+    <w:r>
+      <w:rPr>
+        <w:rFonts w:ascii="Times New Roman" w:hAnsi="Times New Roman" w:cs="Times New Roman"/>
+      </w:rPr>
+      <w:t>Wisc</w:t>
+    </w:r>
+    <w:proofErr w:type="spellEnd"/>
     <w:r>
       <w:rPr>
         <w:rFonts w:ascii="Times New Roman" w:hAnsi="Times New Roman" w:cs="Times New Roman"/>
@@ -4515,7 +4984,7 @@
 </file>
 
 <file path=customXml/itemProps1.xml><?xml version="1.0" encoding="utf-8"?>
-<ds:datastoreItem xmlns:ds="http://schemas.openxmlformats.org/officeDocument/2006/customXml" ds:itemID="{03C03ED2-D47F-40BD-9F44-EA3FCD155819}">
+<ds:datastoreItem xmlns:ds="http://schemas.openxmlformats.org/officeDocument/2006/customXml" ds:itemID="{95F94BEC-093B-481C-8924-95F9B87B0FA0}">
   <ds:schemaRefs>
     <ds:schemaRef ds:uri="http://schemas.openxmlformats.org/officeDocument/2006/bibliography"/>
   </ds:schemaRefs>
